--- a/OPERACIONES/MANUALES DE OPERACION/01-EQUIPO-DIRECTIVO/GZ_Manual_Dir_Contenido_Redes_V9_0.docx
+++ b/OPERACIONES/MANUALES DE OPERACION/01-EQUIPO-DIRECTIVO/GZ_Manual_Dir_Contenido_Redes_V9_0.docx
@@ -4643,7 +4643,7 @@
         <w:pStyle w:val="ListParagraph"/>
       </w:pPr>
       <w:r>
-        <w:t>D1 — LLC Delaware. Stripe Atlas → EIN → Mercury → Wise → Stripe Connect. Launch 31 Mayo 2026.</w:t>
+        <w:t>D1 — LLC Delaware. Stripe Atlas → EIN → Mercury → Wise → Stripe Connect. Launch 1 Julio 2026.</w:t>
       </w:r>
     </w:p>
     <w:p>
@@ -4707,7 +4707,7 @@
         <w:pStyle w:val="ListParagraph"/>
       </w:pPr>
       <w:r>
-        <w:t>D9 — Lanzamiento 31 Mayo 2026. Snapshot Día 1 congela atribución.</w:t>
+        <w:t>D9 — Lanzamiento 1 Julio 2026. Snapshot Día 1 congela atribución.</w:t>
       </w:r>
     </w:p>
     <w:p>
